--- a/frontend/public/originals/mnt-pm-record.docx
+++ b/frontend/public/originals/mnt-pm-record.docx
@@ -1990,12 +1990,21 @@
                 <w:sz w:val="20"/>
               </w:rPr>
             </w:pPr>
-            <w:r>
-              <w:rPr>
-                <w:rFonts w:ascii="Calibri" w:hAnsi="Calibri" w:cs="Calibri"/>
-                <w:sz w:val="20"/>
-              </w:rPr>
-              <w:t>Maint.</w:t>
+            <w:proofErr w:type="spellStart"/>
+            <w:r>
+              <w:rPr>
+                <w:rFonts w:ascii="Calibri" w:hAnsi="Calibri" w:cs="Calibri"/>
+                <w:sz w:val="20"/>
+              </w:rPr>
+              <w:t>Maint</w:t>
+            </w:r>
+            <w:proofErr w:type="spellEnd"/>
+            <w:r>
+              <w:rPr>
+                <w:rFonts w:ascii="Calibri" w:hAnsi="Calibri" w:cs="Calibri"/>
+                <w:sz w:val="20"/>
+              </w:rPr>
+              <w:t>.</w:t>
             </w:r>
           </w:p>
         </w:tc>
@@ -2061,12 +2070,21 @@
                 <w:sz w:val="20"/>
               </w:rPr>
             </w:pPr>
-            <w:r>
-              <w:rPr>
-                <w:rFonts w:ascii="Calibri" w:hAnsi="Calibri" w:cs="Calibri"/>
-                <w:sz w:val="20"/>
-              </w:rPr>
-              <w:t>Maint.</w:t>
+            <w:proofErr w:type="spellStart"/>
+            <w:r>
+              <w:rPr>
+                <w:rFonts w:ascii="Calibri" w:hAnsi="Calibri" w:cs="Calibri"/>
+                <w:sz w:val="20"/>
+              </w:rPr>
+              <w:t>Maint</w:t>
+            </w:r>
+            <w:proofErr w:type="spellEnd"/>
+            <w:r>
+              <w:rPr>
+                <w:rFonts w:ascii="Calibri" w:hAnsi="Calibri" w:cs="Calibri"/>
+                <w:sz w:val="20"/>
+              </w:rPr>
+              <w:t>.</w:t>
             </w:r>
           </w:p>
         </w:tc>
@@ -2132,12 +2150,21 @@
                 <w:sz w:val="20"/>
               </w:rPr>
             </w:pPr>
-            <w:r>
-              <w:rPr>
-                <w:rFonts w:ascii="Calibri" w:hAnsi="Calibri" w:cs="Calibri"/>
-                <w:sz w:val="20"/>
-              </w:rPr>
-              <w:t>Maint.</w:t>
+            <w:proofErr w:type="spellStart"/>
+            <w:r>
+              <w:rPr>
+                <w:rFonts w:ascii="Calibri" w:hAnsi="Calibri" w:cs="Calibri"/>
+                <w:sz w:val="20"/>
+              </w:rPr>
+              <w:t>Maint</w:t>
+            </w:r>
+            <w:proofErr w:type="spellEnd"/>
+            <w:r>
+              <w:rPr>
+                <w:rFonts w:ascii="Calibri" w:hAnsi="Calibri" w:cs="Calibri"/>
+                <w:sz w:val="20"/>
+              </w:rPr>
+              <w:t>.</w:t>
             </w:r>
           </w:p>
         </w:tc>
@@ -2204,12 +2231,21 @@
                 <w:sz w:val="20"/>
               </w:rPr>
             </w:pPr>
-            <w:r>
-              <w:rPr>
-                <w:rFonts w:ascii="Calibri" w:hAnsi="Calibri" w:cs="Calibri"/>
-                <w:sz w:val="20"/>
-              </w:rPr>
-              <w:t>Maint.</w:t>
+            <w:proofErr w:type="spellStart"/>
+            <w:r>
+              <w:rPr>
+                <w:rFonts w:ascii="Calibri" w:hAnsi="Calibri" w:cs="Calibri"/>
+                <w:sz w:val="20"/>
+              </w:rPr>
+              <w:t>Maint</w:t>
+            </w:r>
+            <w:proofErr w:type="spellEnd"/>
+            <w:r>
+              <w:rPr>
+                <w:rFonts w:ascii="Calibri" w:hAnsi="Calibri" w:cs="Calibri"/>
+                <w:sz w:val="20"/>
+              </w:rPr>
+              <w:t>.</w:t>
             </w:r>
           </w:p>
         </w:tc>
@@ -2927,7 +2963,23 @@
           <w:rFonts w:ascii="Calibri" w:hAnsi="Calibri"/>
           <w:sz w:val="20"/>
         </w:rPr>
-        <w:t xml:space="preserve"> Technician / Production in charge shall ensure that all the Maintenance related tools, lubricants, cotton waste, spares, are removed from the equipments after completion of the maintenance activity. Respective product supervisor/ in charge shall verify &amp; acknowledge that post maintenance activity, equipment &amp; Product contact surface is free from all tools, lubricant, cotton waste etc.</w:t>
+        <w:t xml:space="preserve"> Technician / Production in charge shall ensure that all the Maintenance related tools, lubricants, cotton waste, spares, are removed from the </w:t>
+      </w:r>
+      <w:proofErr w:type="spellStart"/>
+      <w:r>
+        <w:rPr>
+          <w:rFonts w:ascii="Calibri" w:hAnsi="Calibri"/>
+          <w:sz w:val="20"/>
+        </w:rPr>
+        <w:t>equipments</w:t>
+      </w:r>
+      <w:proofErr w:type="spellEnd"/>
+      <w:r>
+        <w:rPr>
+          <w:rFonts w:ascii="Calibri" w:hAnsi="Calibri"/>
+          <w:sz w:val="20"/>
+        </w:rPr>
+        <w:t xml:space="preserve"> after completion of the maintenance activity. Respective product supervisor/ in charge shall verify &amp; acknowledge that post maintenance activity, equipment &amp; Product contact surface is free from all tools, lubricant, cotton waste etc.</w:t>
       </w:r>
     </w:p>
     <w:p>
@@ -2987,6 +3039,7 @@
                 <w:sz w:val="20"/>
                 <w:u w:val="single"/>
               </w:rPr>
+              <w:lastRenderedPageBreak/>
               <w:t xml:space="preserve">Remarks / Any abnormal observation or findings during preventive maintenance </w:t>
             </w:r>
           </w:p>
@@ -3956,8 +4009,8 @@
     </w:p>
     <w:sectPr>
       <w:headerReference w:type="default" r:id="rId6"/>
-      <w:pgSz w:w="12240" w:h="15840"/>
-      <w:pgMar w:top="720" w:right="720" w:bottom="720" w:left="720" w:header="480" w:footer="720" w:gutter="0"/>
+      <w:pgSz w:w="11907" w:h="16839"/>
+      <w:pgMar w:top="720" w:right="553" w:bottom="720" w:left="553" w:header="480" w:footer="720" w:gutter="0"/>
       <w:cols w:space="720"/>
       <w:docGrid w:linePitch="360"/>
     </w:sectPr>
